--- a/PCM_TCU_Connector.docx
+++ b/PCM_TCU_Connector.docx
@@ -30,7 +30,6 @@
             <w:pPr>
               <w:jc w:val="center"/>
               <w:rPr>
-                <w:rFonts w:hint="eastAsia"/>
                 <w:b/>
                 <w:bCs/>
                 <w:sz w:val="24"/>
@@ -51,9 +50,6 @@
           <w:p>
             <w:pPr>
               <w:jc w:val="center"/>
-              <w:rPr>
-                <w:rFonts w:hint="eastAsia"/>
-              </w:rPr>
             </w:pPr>
             <w:r>
               <w:rPr>
@@ -125,9 +121,6 @@
           <w:p>
             <w:pPr>
               <w:jc w:val="center"/>
-              <w:rPr>
-                <w:rFonts w:hint="eastAsia"/>
-              </w:rPr>
             </w:pPr>
             <w:r>
               <w:rPr>
@@ -201,9 +194,6 @@
           <w:p>
             <w:pPr>
               <w:jc w:val="center"/>
-              <w:rPr>
-                <w:rFonts w:hint="eastAsia"/>
-              </w:rPr>
             </w:pPr>
             <w:r>
               <w:rPr>
@@ -279,9 +269,6 @@
           <w:p>
             <w:pPr>
               <w:jc w:val="center"/>
-              <w:rPr>
-                <w:rFonts w:hint="eastAsia"/>
-              </w:rPr>
             </w:pPr>
             <w:r>
               <w:rPr>
@@ -342,7 +329,6 @@
             <w:pPr>
               <w:jc w:val="center"/>
               <w:rPr>
-                <w:rFonts w:hint="eastAsia"/>
                 <w:b/>
                 <w:bCs/>
                 <w:sz w:val="24"/>
@@ -379,10 +365,10 @@
                 <w:noProof/>
               </w:rPr>
               <w:drawing>
-                <wp:inline distT="0" distB="0" distL="0" distR="0" wp14:anchorId="00A9407C" wp14:editId="52789B6F">
-                  <wp:extent cx="4065374" cy="2324100"/>
-                  <wp:effectExtent l="0" t="0" r="0" b="0"/>
-                  <wp:docPr id="600940172" name="그림 1" descr="텍스트, 시계, 원, 스크린샷이(가) 표시된 사진&#10;&#10;AI 생성 콘텐츠는 정확하지 않을 수 있습니다."/>
+                <wp:inline distT="0" distB="0" distL="0" distR="0" wp14:anchorId="57BAFA86" wp14:editId="3F25EAC1">
+                  <wp:extent cx="2357808" cy="2307102"/>
+                  <wp:effectExtent l="0" t="0" r="4445" b="0"/>
+                  <wp:docPr id="434823590" name="그림 1"/>
                   <wp:cNvGraphicFramePr>
                     <a:graphicFrameLocks xmlns:a="http://schemas.openxmlformats.org/drawingml/2006/main" noChangeAspect="1"/>
                   </wp:cNvGraphicFramePr>
@@ -390,7 +376,7 @@
                     <a:graphicData uri="http://schemas.openxmlformats.org/drawingml/2006/picture">
                       <pic:pic xmlns:pic="http://schemas.openxmlformats.org/drawingml/2006/picture">
                         <pic:nvPicPr>
-                          <pic:cNvPr id="600940172" name="그림 1" descr="텍스트, 시계, 원, 스크린샷이(가) 표시된 사진&#10;&#10;AI 생성 콘텐츠는 정확하지 않을 수 있습니다."/>
+                          <pic:cNvPr id="434823590" name=""/>
                           <pic:cNvPicPr/>
                         </pic:nvPicPr>
                         <pic:blipFill>
@@ -402,7 +388,7 @@
                         <pic:spPr>
                           <a:xfrm>
                             <a:off x="0" y="0"/>
-                            <a:ext cx="4070588" cy="2327081"/>
+                            <a:ext cx="2359654" cy="2308908"/>
                           </a:xfrm>
                           <a:prstGeom prst="rect">
                             <a:avLst/>
@@ -418,9 +404,6 @@
           <w:p>
             <w:pPr>
               <w:jc w:val="center"/>
-              <w:rPr>
-                <w:rFonts w:hint="eastAsia"/>
-              </w:rPr>
             </w:pPr>
             <w:r>
               <w:rPr>
@@ -541,7 +524,6 @@
             <w:pPr>
               <w:jc w:val="center"/>
               <w:rPr>
-                <w:rFonts w:hint="eastAsia"/>
                 <w:b/>
                 <w:bCs/>
                 <w:sz w:val="24"/>
@@ -605,13 +587,7 @@
               </w:drawing>
             </w:r>
           </w:p>
-          <w:p>
-            <w:pPr>
-              <w:rPr>
-                <w:rFonts w:hint="eastAsia"/>
-              </w:rPr>
-            </w:pPr>
-          </w:p>
+          <w:p/>
         </w:tc>
       </w:tr>
       <w:tr>
@@ -637,11 +613,6 @@
             </w:r>
           </w:p>
           <w:p>
-            <w:pPr>
-              <w:rPr>
-                <w:rFonts w:hint="eastAsia"/>
-              </w:rPr>
-            </w:pPr>
             <w:r>
               <w:rPr>
                 <w:noProof/>
@@ -697,32 +668,14 @@
           <w:p/>
           <w:p/>
           <w:p/>
-          <w:p>
-            <w:pPr>
-              <w:rPr>
-                <w:rFonts w:hint="eastAsia"/>
-              </w:rPr>
-            </w:pPr>
-          </w:p>
+          <w:p/>
         </w:tc>
       </w:tr>
     </w:tbl>
-    <w:p>
-      <w:pPr>
-        <w:rPr>
-          <w:rFonts w:hint="eastAsia"/>
-        </w:rPr>
-      </w:pPr>
-    </w:p>
     <w:p/>
     <w:p/>
-    <w:p>
-      <w:pPr>
-        <w:rPr>
-          <w:rFonts w:hint="eastAsia"/>
-        </w:rPr>
-      </w:pPr>
-    </w:p>
+    <w:p/>
+    <w:p/>
     <w:sectPr>
       <w:pgSz w:w="11906" w:h="16838"/>
       <w:pgMar w:top="720" w:right="720" w:bottom="720" w:left="720" w:header="851" w:footer="992" w:gutter="0"/>
